--- a/docs/sprint-2/02_Matriz_de_Riesgos.docx
+++ b/docs/sprint-2/02_Matriz_de_Riesgos.docx
@@ -102,12 +102,8 @@
             <w:pPr>
               <w:spacing w:after="0"/>
             </w:pPr>
-            <w:r/>
             <w:r>
-              <w:rPr>
-                <w:b w:val="0"/>
-              </w:rPr>
-              <w:t>Sprint 2 — Semana 4 — Matriz y Registro de Riesgos (versión inicial)</w:t>
+              <w:t>Sprint 2 — Semana 5 — Matriz y Registro de Riesgos (cierre)</w:t>
             </w:r>
           </w:p>
         </w:tc>
@@ -250,12 +246,8 @@
             <w:pPr>
               <w:spacing w:after="0"/>
             </w:pPr>
-            <w:r/>
             <w:r>
-              <w:rPr>
-                <w:b w:val="0"/>
-              </w:rPr>
-              <w:t>22 de septiembre de 2026</w:t>
+              <w:t>23 de septiembre de 2026</w:t>
             </w:r>
           </w:p>
         </w:tc>
@@ -3896,6 +3888,815 @@
         <w:t>En la semana 6 (hasta el 02/10) se revisa cada riesgo, se registra si se materializó y qué respuesta se aplicó, y se firma el cierre de los riesgos del Sprint 2.</w:t>
       </w:r>
     </w:p>
+    <w:p>
+      <w:pPr>
+        <w:pStyle w:val="Heading1"/>
+      </w:pPr>
+      <w:r>
+        <w:t>6. Cierre de riesgos del Sprint 2</w:t>
+      </w:r>
+    </w:p>
+    <w:p>
+      <w:r>
+        <w:t>Revisión de cada riesgo al 23/09: si se materializó, qué respuesta se aplicó, con qué evidencia y en qué estado queda. Un riesgo se cierra cuando ya no puede afectar la entrega del 02/10 o cuando su respuesta está aplicada y verificada. Los que siguen abiertos tienen responsable y fecha.</w:t>
+      </w:r>
+    </w:p>
+    <w:tbl>
+      <w:tblPr>
+        <w:tblStyle w:val="TableGrid"/>
+        <w:tblW w:type="auto" w:w="0"/>
+        <w:tblLook w:firstColumn="1" w:firstRow="1" w:lastColumn="0" w:lastRow="0" w:noHBand="0" w:noVBand="1" w:val="04A0"/>
+      </w:tblPr>
+      <w:tblGrid>
+        <w:gridCol w:w="2340"/>
+        <w:gridCol w:w="2340"/>
+        <w:gridCol w:w="2340"/>
+        <w:gridCol w:w="2340"/>
+      </w:tblGrid>
+      <w:tr>
+        <w:trPr>
+          <w:cantSplit/>
+          <w:tblHeader/>
+        </w:trPr>
+        <w:tc>
+          <w:tcPr>
+            <w:tcW w:type="dxa" w:w="567"/>
+            <w:shd w:val="clear" w:color="auto" w:fill="2F4B3C"/>
+          </w:tcPr>
+          <w:p>
+            <w:pPr>
+              <w:keepNext/>
+            </w:pPr>
+            <w:r>
+              <w:rPr>
+                <w:b/>
+                <w:color w:val="FFFFFF"/>
+                <w:sz w:val="18"/>
+              </w:rPr>
+              <w:t>ID</w:t>
+            </w:r>
+          </w:p>
+        </w:tc>
+        <w:tc>
+          <w:tcPr>
+            <w:tcW w:type="dxa" w:w="2154"/>
+            <w:shd w:val="clear" w:color="auto" w:fill="2F4B3C"/>
+          </w:tcPr>
+          <w:p>
+            <w:pPr>
+              <w:keepNext/>
+            </w:pPr>
+            <w:r>
+              <w:rPr>
+                <w:b/>
+                <w:color w:val="FFFFFF"/>
+                <w:sz w:val="18"/>
+              </w:rPr>
+              <w:t>¿Se materializó?</w:t>
+            </w:r>
+          </w:p>
+        </w:tc>
+        <w:tc>
+          <w:tcPr>
+            <w:tcW w:type="dxa" w:w="3855"/>
+            <w:shd w:val="clear" w:color="auto" w:fill="2F4B3C"/>
+          </w:tcPr>
+          <w:p>
+            <w:pPr>
+              <w:keepNext/>
+            </w:pPr>
+            <w:r>
+              <w:rPr>
+                <w:b/>
+                <w:color w:val="FFFFFF"/>
+                <w:sz w:val="18"/>
+              </w:rPr>
+              <w:t>Respuesta aplicada y evidencia</w:t>
+            </w:r>
+          </w:p>
+        </w:tc>
+        <w:tc>
+          <w:tcPr>
+            <w:tcW w:type="dxa" w:w="2494"/>
+            <w:shd w:val="clear" w:color="auto" w:fill="2F4B3C"/>
+          </w:tcPr>
+          <w:p>
+            <w:pPr>
+              <w:keepNext/>
+            </w:pPr>
+            <w:r>
+              <w:rPr>
+                <w:b/>
+                <w:color w:val="FFFFFF"/>
+                <w:sz w:val="18"/>
+              </w:rPr>
+              <w:t>Estado al 23/09</w:t>
+            </w:r>
+          </w:p>
+        </w:tc>
+      </w:tr>
+      <w:tr>
+        <w:trPr>
+          <w:cantSplit/>
+        </w:trPr>
+        <w:tc>
+          <w:tcPr>
+            <w:tcW w:type="dxa" w:w="567"/>
+          </w:tcPr>
+          <w:p>
+            <w:pPr>
+              <w:keepNext/>
+            </w:pPr>
+            <w:r>
+              <w:rPr>
+                <w:b/>
+                <w:sz w:val="18"/>
+              </w:rPr>
+              <w:t>R1</w:t>
+            </w:r>
+          </w:p>
+        </w:tc>
+        <w:tc>
+          <w:tcPr>
+            <w:tcW w:type="dxa" w:w="2154"/>
+          </w:tcPr>
+          <w:p>
+            <w:pPr>
+              <w:keepNext/>
+            </w:pPr>
+            <w:r>
+              <w:rPr>
+                <w:b w:val="0"/>
+                <w:sz w:val="18"/>
+              </w:rPr>
+              <w:t>Sí, en el Sprint 1: atraso promedio de 9,2 días.</w:t>
+            </w:r>
+          </w:p>
+        </w:tc>
+        <w:tc>
+          <w:tcPr>
+            <w:tcW w:type="dxa" w:w="3855"/>
+          </w:tcPr>
+          <w:p>
+            <w:pPr>
+              <w:keepNext/>
+            </w:pPr>
+            <w:r>
+              <w:rPr>
+                <w:b w:val="0"/>
+                <w:sz w:val="18"/>
+              </w:rPr>
+              <w:t>Mitigar. Timeboxing diario desde el 22/09: doce entregables cerrados en dos días, cada uno con su commit en GitHub. Desde entonces no hubo tareas vencidas.</w:t>
+            </w:r>
+          </w:p>
+        </w:tc>
+        <w:tc>
+          <w:tcPr>
+            <w:tcW w:type="dxa" w:w="2494"/>
+          </w:tcPr>
+          <w:p>
+            <w:pPr>
+              <w:keepNext/>
+            </w:pPr>
+            <w:r>
+              <w:rPr>
+                <w:b w:val="0"/>
+                <w:sz w:val="18"/>
+              </w:rPr>
+              <w:t>Controlado. Se monitorea hasta el 02/10 (P2 × I5 = 10, Medio).</w:t>
+            </w:r>
+          </w:p>
+        </w:tc>
+      </w:tr>
+      <w:tr>
+        <w:trPr>
+          <w:cantSplit/>
+        </w:trPr>
+        <w:tc>
+          <w:tcPr>
+            <w:tcW w:type="dxa" w:w="567"/>
+          </w:tcPr>
+          <w:p>
+            <w:pPr>
+              <w:keepNext/>
+            </w:pPr>
+            <w:r>
+              <w:rPr>
+                <w:b/>
+                <w:sz w:val="18"/>
+              </w:rPr>
+              <w:t>R2</w:t>
+            </w:r>
+          </w:p>
+        </w:tc>
+        <w:tc>
+          <w:tcPr>
+            <w:tcW w:type="dxa" w:w="2154"/>
+          </w:tcPr>
+          <w:p>
+            <w:pPr>
+              <w:keepNext/>
+            </w:pPr>
+            <w:r>
+              <w:rPr>
+                <w:b w:val="0"/>
+                <w:sz w:val="18"/>
+              </w:rPr>
+              <w:t>Sí: +18 días en el repositorio y +11 en el HTML5.</w:t>
+            </w:r>
+          </w:p>
+        </w:tc>
+        <w:tc>
+          <w:tcPr>
+            <w:tcW w:type="dxa" w:w="3855"/>
+          </w:tcPr>
+          <w:p>
+            <w:pPr>
+              <w:keepNext/>
+            </w:pPr>
+            <w:r>
+              <w:rPr>
+                <w:b w:val="0"/>
+                <w:sz w:val="18"/>
+              </w:rPr>
+              <w:t>Mitigar y contingencia. Fast tracking en dos olas (22 y 23/09): los paquetes del Sprint 2 cerraron en promedio 1,9 días antes de lo planificado.</w:t>
+            </w:r>
+          </w:p>
+        </w:tc>
+        <w:tc>
+          <w:tcPr>
+            <w:tcW w:type="dxa" w:w="2494"/>
+          </w:tcPr>
+          <w:p>
+            <w:pPr>
+              <w:keepNext/>
+            </w:pPr>
+            <w:r>
+              <w:rPr>
+                <w:b w:val="0"/>
+                <w:sz w:val="18"/>
+              </w:rPr>
+              <w:t>Cerrado.</w:t>
+            </w:r>
+          </w:p>
+        </w:tc>
+      </w:tr>
+      <w:tr>
+        <w:trPr>
+          <w:cantSplit/>
+        </w:trPr>
+        <w:tc>
+          <w:tcPr>
+            <w:tcW w:type="dxa" w:w="567"/>
+          </w:tcPr>
+          <w:p>
+            <w:pPr>
+              <w:keepNext/>
+            </w:pPr>
+            <w:r>
+              <w:rPr>
+                <w:b/>
+                <w:sz w:val="18"/>
+              </w:rPr>
+              <w:t>R3</w:t>
+            </w:r>
+          </w:p>
+        </w:tc>
+        <w:tc>
+          <w:tcPr>
+            <w:tcW w:type="dxa" w:w="2154"/>
+          </w:tcPr>
+          <w:p>
+            <w:pPr>
+              <w:keepNext/>
+            </w:pPr>
+            <w:r>
+              <w:rPr>
+                <w:b w:val="0"/>
+                <w:sz w:val="18"/>
+              </w:rPr>
+              <w:t>Sí: al 24/09 no existía la cuenta real.</w:t>
+            </w:r>
+          </w:p>
+        </w:tc>
+        <w:tc>
+          <w:tcPr>
+            <w:tcW w:type="dxa" w:w="3855"/>
+          </w:tcPr>
+          <w:p>
+            <w:pPr>
+              <w:keepNext/>
+            </w:pPr>
+            <w:r>
+              <w:rPr>
+                <w:b w:val="0"/>
+                <w:sz w:val="18"/>
+              </w:rPr>
+              <w:t>Contingencia aplicada. La cuenta se definió y maquetó con métricas proyectadas, declaradas como supuestos (Estrategia de canales, 22/09).</w:t>
+            </w:r>
+          </w:p>
+        </w:tc>
+        <w:tc>
+          <w:tcPr>
+            <w:tcW w:type="dxa" w:w="2494"/>
+          </w:tcPr>
+          <w:p>
+            <w:pPr>
+              <w:keepNext/>
+            </w:pPr>
+            <w:r>
+              <w:rPr>
+                <w:b w:val="0"/>
+                <w:sz w:val="18"/>
+              </w:rPr>
+              <w:t>Cerrado.</w:t>
+            </w:r>
+          </w:p>
+        </w:tc>
+      </w:tr>
+      <w:tr>
+        <w:trPr>
+          <w:cantSplit/>
+        </w:trPr>
+        <w:tc>
+          <w:tcPr>
+            <w:tcW w:type="dxa" w:w="567"/>
+          </w:tcPr>
+          <w:p>
+            <w:pPr>
+              <w:keepNext/>
+            </w:pPr>
+            <w:r>
+              <w:rPr>
+                <w:b/>
+                <w:sz w:val="18"/>
+              </w:rPr>
+              <w:t>R4</w:t>
+            </w:r>
+          </w:p>
+        </w:tc>
+        <w:tc>
+          <w:tcPr>
+            <w:tcW w:type="dxa" w:w="2154"/>
+          </w:tcPr>
+          <w:p>
+            <w:pPr>
+              <w:keepNext/>
+            </w:pPr>
+            <w:r>
+              <w:rPr>
+                <w:b w:val="0"/>
+                <w:sz w:val="18"/>
+              </w:rPr>
+              <w:t>No hubo observación del docente, pero la inconsistencia sigue: el Acta prevé backend y pagos reales.</w:t>
+            </w:r>
+          </w:p>
+        </w:tc>
+        <w:tc>
+          <w:tcPr>
+            <w:tcW w:type="dxa" w:w="3855"/>
+          </w:tcPr>
+          <w:p>
+            <w:pPr>
+              <w:keepNext/>
+            </w:pPr>
+            <w:r>
+              <w:rPr>
+                <w:b w:val="0"/>
+                <w:sz w:val="18"/>
+              </w:rPr>
+              <w:t>Pendiente. No se registró la solicitud de cambio del Acta ni la consulta al docente.</w:t>
+            </w:r>
+          </w:p>
+        </w:tc>
+        <w:tc>
+          <w:tcPr>
+            <w:tcW w:type="dxa" w:w="2494"/>
+          </w:tcPr>
+          <w:p>
+            <w:pPr>
+              <w:keepNext/>
+            </w:pPr>
+            <w:r>
+              <w:rPr>
+                <w:b w:val="0"/>
+                <w:sz w:val="18"/>
+              </w:rPr>
+              <w:t>Abierto. Responsable: Project Manager. Registrar la solicitud de cambio antes del 02/10.</w:t>
+            </w:r>
+          </w:p>
+        </w:tc>
+      </w:tr>
+      <w:tr>
+        <w:trPr>
+          <w:cantSplit/>
+        </w:trPr>
+        <w:tc>
+          <w:tcPr>
+            <w:tcW w:type="dxa" w:w="567"/>
+          </w:tcPr>
+          <w:p>
+            <w:pPr>
+              <w:keepNext/>
+            </w:pPr>
+            <w:r>
+              <w:rPr>
+                <w:b/>
+                <w:sz w:val="18"/>
+              </w:rPr>
+              <w:t>R5</w:t>
+            </w:r>
+          </w:p>
+        </w:tc>
+        <w:tc>
+          <w:tcPr>
+            <w:tcW w:type="dxa" w:w="2154"/>
+          </w:tcPr>
+          <w:p>
+            <w:pPr>
+              <w:keepNext/>
+            </w:pPr>
+            <w:r>
+              <w:rPr>
+                <w:b w:val="0"/>
+                <w:sz w:val="18"/>
+              </w:rPr>
+              <w:t>No.</w:t>
+            </w:r>
+          </w:p>
+        </w:tc>
+        <w:tc>
+          <w:tcPr>
+            <w:tcW w:type="dxa" w:w="3855"/>
+          </w:tcPr>
+          <w:p>
+            <w:pPr>
+              <w:keepNext/>
+            </w:pPr>
+            <w:r>
+              <w:rPr>
+                <w:b w:val="0"/>
+                <w:sz w:val="18"/>
+              </w:rPr>
+              <w:t>Evitar. Política de privacidad publicada, casilla de consentimiento y checkout que no envía datos (commit 3979d9a, 22/09).</w:t>
+            </w:r>
+          </w:p>
+        </w:tc>
+        <w:tc>
+          <w:tcPr>
+            <w:tcW w:type="dxa" w:w="2494"/>
+          </w:tcPr>
+          <w:p>
+            <w:pPr>
+              <w:keepNext/>
+            </w:pPr>
+            <w:r>
+              <w:rPr>
+                <w:b w:val="0"/>
+                <w:sz w:val="18"/>
+              </w:rPr>
+              <w:t>Cerrado.</w:t>
+            </w:r>
+          </w:p>
+        </w:tc>
+      </w:tr>
+      <w:tr>
+        <w:trPr>
+          <w:cantSplit/>
+        </w:trPr>
+        <w:tc>
+          <w:tcPr>
+            <w:tcW w:type="dxa" w:w="567"/>
+          </w:tcPr>
+          <w:p>
+            <w:pPr>
+              <w:keepNext/>
+            </w:pPr>
+            <w:r>
+              <w:rPr>
+                <w:b/>
+                <w:sz w:val="18"/>
+              </w:rPr>
+              <w:t>R6</w:t>
+            </w:r>
+          </w:p>
+        </w:tc>
+        <w:tc>
+          <w:tcPr>
+            <w:tcW w:type="dxa" w:w="2154"/>
+          </w:tcPr>
+          <w:p>
+            <w:pPr>
+              <w:keepNext/>
+            </w:pPr>
+            <w:r>
+              <w:rPr>
+                <w:b w:val="0"/>
+                <w:sz w:val="18"/>
+              </w:rPr>
+              <w:t>Sí: el disparador (semana 5 sin imágenes en assets/img/) está activo.</w:t>
+            </w:r>
+          </w:p>
+        </w:tc>
+        <w:tc>
+          <w:tcPr>
+            <w:tcW w:type="dxa" w:w="3855"/>
+          </w:tcPr>
+          <w:p>
+            <w:pPr>
+              <w:keepNext/>
+            </w:pPr>
+            <w:r>
+              <w:rPr>
+                <w:b w:val="0"/>
+                <w:sz w:val="18"/>
+              </w:rPr>
+              <w:t>Pendiente. El sitio referencia imágenes que todavía no existen.</w:t>
+            </w:r>
+          </w:p>
+        </w:tc>
+        <w:tc>
+          <w:tcPr>
+            <w:tcW w:type="dxa" w:w="2494"/>
+          </w:tcPr>
+          <w:p>
+            <w:pPr>
+              <w:keepNext/>
+            </w:pPr>
+            <w:r>
+              <w:rPr>
+                <w:b w:val="0"/>
+                <w:sz w:val="18"/>
+              </w:rPr>
+              <w:t>Abierto. Responsable: Desarrollador. Generar las imágenes antes del 29/09 o aplicar la contingencia de láminas de color.</w:t>
+            </w:r>
+          </w:p>
+        </w:tc>
+      </w:tr>
+      <w:tr>
+        <w:trPr>
+          <w:cantSplit/>
+        </w:trPr>
+        <w:tc>
+          <w:tcPr>
+            <w:tcW w:type="dxa" w:w="567"/>
+          </w:tcPr>
+          <w:p>
+            <w:pPr>
+              <w:keepNext/>
+            </w:pPr>
+            <w:r>
+              <w:rPr>
+                <w:b/>
+                <w:sz w:val="18"/>
+              </w:rPr>
+              <w:t>R7</w:t>
+            </w:r>
+          </w:p>
+        </w:tc>
+        <w:tc>
+          <w:tcPr>
+            <w:tcW w:type="dxa" w:w="2154"/>
+          </w:tcPr>
+          <w:p>
+            <w:pPr>
+              <w:keepNext/>
+            </w:pPr>
+            <w:r>
+              <w:rPr>
+                <w:b w:val="0"/>
+                <w:sz w:val="18"/>
+              </w:rPr>
+              <w:t>A verificar en las pruebas del 01/10.</w:t>
+            </w:r>
+          </w:p>
+        </w:tc>
+        <w:tc>
+          <w:tcPr>
+            <w:tcW w:type="dxa" w:w="3855"/>
+          </w:tcPr>
+          <w:p>
+            <w:pPr>
+              <w:keepNext/>
+            </w:pPr>
+            <w:r>
+              <w:rPr>
+                <w:b w:val="0"/>
+                <w:sz w:val="18"/>
+              </w:rPr>
+              <w:t>Plan de pruebas definido: Chrome, Edge, Firefox y un teléfono real.</w:t>
+            </w:r>
+          </w:p>
+        </w:tc>
+        <w:tc>
+          <w:tcPr>
+            <w:tcW w:type="dxa" w:w="2494"/>
+          </w:tcPr>
+          <w:p>
+            <w:pPr>
+              <w:keepNext/>
+            </w:pPr>
+            <w:r>
+              <w:rPr>
+                <w:b w:val="0"/>
+                <w:sz w:val="18"/>
+              </w:rPr>
+              <w:t>Abierto hasta el paquete 1.6.</w:t>
+            </w:r>
+          </w:p>
+        </w:tc>
+      </w:tr>
+      <w:tr>
+        <w:trPr>
+          <w:cantSplit/>
+        </w:trPr>
+        <w:tc>
+          <w:tcPr>
+            <w:tcW w:type="dxa" w:w="567"/>
+          </w:tcPr>
+          <w:p>
+            <w:pPr>
+              <w:keepNext/>
+            </w:pPr>
+            <w:r>
+              <w:rPr>
+                <w:b/>
+                <w:sz w:val="18"/>
+              </w:rPr>
+              <w:t>R8</w:t>
+            </w:r>
+          </w:p>
+        </w:tc>
+        <w:tc>
+          <w:tcPr>
+            <w:tcW w:type="dxa" w:w="2154"/>
+          </w:tcPr>
+          <w:p>
+            <w:pPr>
+              <w:keepNext/>
+            </w:pPr>
+            <w:r>
+              <w:rPr>
+                <w:b w:val="0"/>
+                <w:sz w:val="18"/>
+              </w:rPr>
+              <w:t>Parcialmente: los documentos existían en dos lugares.</w:t>
+            </w:r>
+          </w:p>
+        </w:tc>
+        <w:tc>
+          <w:tcPr>
+            <w:tcW w:type="dxa" w:w="3855"/>
+          </w:tcPr>
+          <w:p>
+            <w:pPr>
+              <w:keepNext/>
+            </w:pPr>
+            <w:r>
+              <w:rPr>
+                <w:b w:val="0"/>
+                <w:sz w:val="18"/>
+              </w:rPr>
+              <w:t>Mitigar. El repositorio es la fuente única: todos los entregables de ambos sprints están versionados en GitHub.</w:t>
+            </w:r>
+          </w:p>
+        </w:tc>
+        <w:tc>
+          <w:tcPr>
+            <w:tcW w:type="dxa" w:w="2494"/>
+          </w:tcPr>
+          <w:p>
+            <w:pPr>
+              <w:keepNext/>
+            </w:pPr>
+            <w:r>
+              <w:rPr>
+                <w:b w:val="0"/>
+                <w:sz w:val="18"/>
+              </w:rPr>
+              <w:t>Cerrado.</w:t>
+            </w:r>
+          </w:p>
+        </w:tc>
+      </w:tr>
+      <w:tr>
+        <w:trPr>
+          <w:cantSplit/>
+        </w:trPr>
+        <w:tc>
+          <w:tcPr>
+            <w:tcW w:type="dxa" w:w="567"/>
+          </w:tcPr>
+          <w:p>
+            <w:r>
+              <w:rPr>
+                <w:b/>
+                <w:sz w:val="18"/>
+              </w:rPr>
+              <w:t>R9</w:t>
+            </w:r>
+          </w:p>
+        </w:tc>
+        <w:tc>
+          <w:tcPr>
+            <w:tcW w:type="dxa" w:w="2154"/>
+          </w:tcPr>
+          <w:p>
+            <w:r>
+              <w:rPr>
+                <w:b w:val="0"/>
+                <w:sz w:val="18"/>
+              </w:rPr>
+              <w:t>Un caso menor: el 23/09 gnu.org no respondió al descargar la licencia GPL.</w:t>
+            </w:r>
+          </w:p>
+        </w:tc>
+        <w:tc>
+          <w:tcPr>
+            <w:tcW w:type="dxa" w:w="3855"/>
+          </w:tcPr>
+          <w:p>
+            <w:r>
+              <w:rPr>
+                <w:b w:val="0"/>
+                <w:sz w:val="18"/>
+              </w:rPr>
+              <w:t>Aceptar. Se usó una copia alternativa, verificada con el hash del texto oficial.</w:t>
+            </w:r>
+          </w:p>
+        </w:tc>
+        <w:tc>
+          <w:tcPr>
+            <w:tcW w:type="dxa" w:w="2494"/>
+          </w:tcPr>
+          <w:p>
+            <w:r>
+              <w:rPr>
+                <w:b w:val="0"/>
+                <w:sz w:val="18"/>
+              </w:rPr>
+              <w:t>Aceptado. Se monitorea hasta el 02/10.</w:t>
+            </w:r>
+          </w:p>
+        </w:tc>
+      </w:tr>
+    </w:tbl>
+    <w:p/>
+    <w:p>
+      <w:r>
+        <w:rPr>
+          <w:b/>
+        </w:rPr>
+        <w:t xml:space="preserve">Balance. </w:t>
+      </w:r>
+      <w:r>
+        <w:t>De los nueve riesgos, cinco se materializaron total o parcialmente (R1, R2, R3, R6 y R8). Todos tenían una respuesta planificada, y en cuatro de ellos esa respuesta alcanzó para cerrarlos o controlarlos. Quedan cinco sin cerrar: R4, R6 y R7 (abiertos) y R1 y R9 (en monitoreo hasta la entrega). R6 y R4 son los únicos que requieren una acción antes de la entrega.</w:t>
+      </w:r>
+    </w:p>
+    <w:p>
+      <w:pPr>
+        <w:pStyle w:val="Heading1"/>
+        <w:keepNext/>
+      </w:pPr>
+      <w:r>
+        <w:t>7. Firma de cierre</w:t>
+      </w:r>
+    </w:p>
+    <w:p>
+      <w:pPr>
+        <w:keepNext/>
+      </w:pPr>
+      <w:r>
+        <w:t>Declaro revisados los riesgos del Sprint 2 en la fecha indicada. Los riesgos abiertos se cierran junto con el paquete 4.6, al completarse las pruebas responsive.</w:t>
+      </w:r>
+    </w:p>
+    <w:p>
+      <w:pPr>
+        <w:keepNext/>
+        <w:spacing w:before="200"/>
+      </w:pPr>
+      <w:r>
+        <w:t>Project Manager: Reiss Jorge Nicolás</w:t>
+      </w:r>
+    </w:p>
+    <w:p>
+      <w:pPr>
+        <w:keepNext/>
+        <w:spacing w:before="200"/>
+      </w:pPr>
+      <w:r>
+        <w:t>Firma: ______________________________</w:t>
+      </w:r>
+    </w:p>
+    <w:p>
+      <w:pPr>
+        <w:keepNext w:val="0"/>
+        <w:spacing w:before="200"/>
+      </w:pPr>
+      <w:r>
+        <w:t>Fecha: ____ / ____ / 2026</w:t>
+      </w:r>
+    </w:p>
     <w:sectPr>
       <w:pgSz w:w="12240" w:h="15840"/>
       <w:pgMar w:top="1440" w:right="1440" w:bottom="1440" w:left="1440" w:header="720" w:footer="720" w:gutter="0"/>

--- a/docs/sprint-2/02_Matriz_de_Riesgos.docx
+++ b/docs/sprint-2/02_Matriz_de_Riesgos.docx
@@ -103,7 +103,7 @@
               <w:spacing w:after="0"/>
             </w:pPr>
             <w:r>
-              <w:t>Sprint 2 — Semana 5 — Matriz y Registro de Riesgos (cierre)</w:t>
+              <w:t>Sprint 2 — Semana 6 — Matriz y Registro de Riesgos (cierre final)</w:t>
             </w:r>
           </w:p>
         </w:tc>
@@ -247,7 +247,7 @@
               <w:spacing w:after="0"/>
             </w:pPr>
             <w:r>
-              <w:t>23 de septiembre de 2026</w:t>
+              <w:t>28 de septiembre de 2026</w:t>
             </w:r>
           </w:p>
         </w:tc>
@@ -3898,7 +3898,7 @@
     </w:p>
     <w:p>
       <w:r>
-        <w:t>Revisión de cada riesgo al 23/09: si se materializó, qué respuesta se aplicó, con qué evidencia y en qué estado queda. Un riesgo se cierra cuando ya no puede afectar la entrega del 02/10 o cuando su respuesta está aplicada y verificada. Los que siguen abiertos tienen responsable y fecha.</w:t>
+        <w:t>Revisión de cada riesgo al 28/09: si se materializó, qué respuesta se aplicó, con qué evidencia y en qué estado queda. Un riesgo se cierra cuando ya no puede afectar la entrega del 02/10 o cuando su respuesta está aplicada y verificada. Los que siguen abiertos tienen responsable y fecha. La versión del 23/09 se conserva en el historial del repositorio.</w:t>
       </w:r>
     </w:p>
     <w:tbl>
@@ -3990,7 +3990,7 @@
                 <w:color w:val="FFFFFF"/>
                 <w:sz w:val="18"/>
               </w:rPr>
-              <w:t>Estado al 23/09</w:t>
+              <w:t>Estado al 28/09</w:t>
             </w:r>
           </w:p>
         </w:tc>
@@ -4043,10 +4043,9 @@
             </w:pPr>
             <w:r>
               <w:rPr>
-                <w:b w:val="0"/>
                 <w:sz w:val="18"/>
               </w:rPr>
-              <w:t>Mitigar. Timeboxing diario desde el 22/09: doce entregables cerrados en dos días, cada uno con su commit en GitHub. Desde entonces no hubo tareas vencidas.</w:t>
+              <w:t>Mitigar. Timeboxing diario desde el 22/09: cada entregable se cerró con su commit en GitHub (14 commits entre el 22 y el 28/09). Desde entonces no hubo tareas vencidas.</w:t>
             </w:r>
           </w:p>
         </w:tc>
@@ -4119,7 +4118,7 @@
                 <w:b w:val="0"/>
                 <w:sz w:val="18"/>
               </w:rPr>
-              <w:t>Mitigar y contingencia. Fast tracking en dos olas (22 y 23/09): los paquetes del Sprint 2 cerraron en promedio 1,9 días antes de lo planificado.</w:t>
+              <w:t>Mitigar y contingencia. Fast tracking en dos olas (22 y 23/09). Al 28/09, los diez paquetes del Sprint 2 cerraron en promedio 2,3 días antes de lo planificado.</w:t>
             </w:r>
           </w:p>
         </w:tc>
@@ -4245,10 +4244,9 @@
             </w:pPr>
             <w:r>
               <w:rPr>
-                <w:b w:val="0"/>
                 <w:sz w:val="18"/>
               </w:rPr>
-              <w:t>No hubo observación del docente, pero la inconsistencia sigue: el Acta prevé backend y pagos reales.</w:t>
+              <w:t>No hubo observación del docente, pero la inconsistencia seguía: el Acta prevé backend, base de datos y pagos reales.</w:t>
             </w:r>
           </w:p>
         </w:tc>
@@ -4262,10 +4260,9 @@
             </w:pPr>
             <w:r>
               <w:rPr>
-                <w:b w:val="0"/>
                 <w:sz w:val="18"/>
               </w:rPr>
-              <w:t>Pendiente. No se registró la solicitud de cambio del Acta ni la consulta al docente.</w:t>
+              <w:t>Mitigar. El 28/09 se redactó la solicitud de cambio de alcance (documento 08 de esta carpeta), que alinea el Acta con la consigna: compra simulada, sin backend ni pagos reales.</w:t>
             </w:r>
           </w:p>
         </w:tc>
@@ -4279,10 +4276,9 @@
             </w:pPr>
             <w:r>
               <w:rPr>
-                <w:b w:val="0"/>
                 <w:sz w:val="18"/>
               </w:rPr>
-              <w:t>Abierto. Responsable: Project Manager. Registrar la solicitud de cambio antes del 02/10.</w:t>
+              <w:t>Respuesta aplicada, pendiente de aprobación del docente, que según el Acta tiene la autoridad final sobre el alcance. Se cierra al aprobarse. Responsable: Project Manager.</w:t>
             </w:r>
           </w:p>
         </w:tc>
@@ -4391,10 +4387,9 @@
             </w:pPr>
             <w:r>
               <w:rPr>
-                <w:b w:val="0"/>
                 <w:sz w:val="18"/>
               </w:rPr>
-              <w:t>Sí: el disparador (semana 5 sin imágenes en assets/img/) está activo.</w:t>
+              <w:t>Sí: al 28/09 no había imágenes en assets/img/ y la fecha comprometida era el 29/09.</w:t>
             </w:r>
           </w:p>
         </w:tc>
@@ -4408,10 +4403,9 @@
             </w:pPr>
             <w:r>
               <w:rPr>
-                <w:b w:val="0"/>
                 <w:sz w:val="18"/>
               </w:rPr>
-              <w:t>Pendiente. El sitio referencia imágenes que todavía no existen.</w:t>
+              <w:t>Contingencia aplicada el 28/09: las tarjetas muestran láminas de color con el sello «Imagen con IA» en lugar de imágenes rotas. El sitio ya no hace pedidos a archivos inexistentes.</w:t>
             </w:r>
           </w:p>
         </w:tc>
@@ -4425,10 +4419,9 @@
             </w:pPr>
             <w:r>
               <w:rPr>
-                <w:b w:val="0"/>
                 <w:sz w:val="18"/>
               </w:rPr>
-              <w:t>Abierto. Responsable: Desarrollador. Generar las imágenes antes del 29/09 o aplicar la contingencia de láminas de color.</w:t>
+              <w:t>Cerrado para el Sprint 2. La generación de las imágenes pasa al Sprint 3 como tarea propia en el Kanban.</w:t>
             </w:r>
           </w:p>
         </w:tc>
@@ -4464,10 +4457,9 @@
             </w:pPr>
             <w:r>
               <w:rPr>
-                <w:b w:val="0"/>
                 <w:sz w:val="18"/>
               </w:rPr>
-              <w:t>A verificar en las pruebas del 01/10.</w:t>
+              <w:t>Sí, en forma leve: las pruebas del 28/09 encontraron seis defectos. Por ejemplo, un desborde de 4 px a 320 px y el carrito al 65 % del ancho en celular.</w:t>
             </w:r>
           </w:p>
         </w:tc>
@@ -4481,10 +4473,9 @@
             </w:pPr>
             <w:r>
               <w:rPr>
-                <w:b w:val="0"/>
                 <w:sz w:val="18"/>
               </w:rPr>
-              <w:t>Plan de pruebas definido: Chrome, Edge, Firefox y un teléfono real.</w:t>
+              <w:t>Mitigar. Los seis defectos se corrigieron y verificaron el mismo día: 22 de 22 combinaciones cumplen en Chrome 153 y en Edge 154 (documento 07). Desvío del plan: no se probó en Firefox, que no está instalado.</w:t>
             </w:r>
           </w:p>
         </w:tc>
@@ -4498,10 +4489,9 @@
             </w:pPr>
             <w:r>
               <w:rPr>
-                <w:b w:val="0"/>
                 <w:sz w:val="18"/>
               </w:rPr>
-              <w:t>Abierto hasta el paquete 1.6.</w:t>
+              <w:t>En monitoreo hasta la prueba en un teléfono real, antes del 02/10. Responsable: Desarrollador.</w:t>
             </w:r>
           </w:p>
         </w:tc>
@@ -4647,10 +4637,11 @@
         <w:rPr>
           <w:b/>
         </w:rPr>
-        <w:t xml:space="preserve">Balance. </w:t>
+        <w:t>Balance.</w:t>
       </w:r>
       <w:r>
-        <w:t>De los nueve riesgos, cinco se materializaron total o parcialmente (R1, R2, R3, R6 y R8). Todos tenían una respuesta planificada, y en cuatro de ellos esa respuesta alcanzó para cerrarlos o controlarlos. Quedan cinco sin cerrar: R4, R6 y R7 (abiertos) y R1 y R9 (en monitoreo hasta la entrega). R6 y R4 son los únicos que requieren una acción antes de la entrega.</w:t>
+        <w:rPr/>
+        <w:t xml:space="preserve"> De los nueve riesgos, seis se materializaron total o parcialmente (R1, R2, R3, R6, R7 y R8). Todos tenían una respuesta planificada, y en todos esa respuesta alcanzó para cerrarlos o controlarlos antes de que afectaran una entrega. Al 28/09 hay cinco riesgos cerrados (R2, R3, R5, R6 y R8), tres en monitoreo hasta el 02/10 (R1, R7 y R9) y uno con la respuesta aplicada que espera la aprobación del docente (R4).</w:t>
       </w:r>
     </w:p>
     <w:p>
@@ -4667,7 +4658,7 @@
         <w:keepNext/>
       </w:pPr>
       <w:r>
-        <w:t>Declaro revisados los riesgos del Sprint 2 en la fecha indicada. Los riesgos abiertos se cierran junto con el paquete 4.6, al completarse las pruebas responsive.</w:t>
+        <w:t>Declaro revisados los riesgos del Sprint 2 al 28/09. R4 se cierra con la aprobación de la solicitud de cambio y R7 con la prueba en un teléfono real, ambos antes de la entrega del 02/10.</w:t>
       </w:r>
     </w:p>
     <w:p>

--- a/docs/sprint-2/02_Matriz_de_Riesgos.docx
+++ b/docs/sprint-2/02_Matriz_de_Riesgos.docx
@@ -4491,7 +4491,7 @@
               <w:rPr>
                 <w:sz w:val="18"/>
               </w:rPr>
-              <w:t>En monitoreo hasta la prueba en un teléfono real, antes del 02/10. Responsable: Desarrollador.</w:t>
+              <w:t>Cerrado el 29/09: el sitio publicado se probó en un Samsung Galaxy A16 con Chrome y la disposición se vio correcta, sin elementos cortados ni superpuestos. Responsable: Desarrollador.</w:t>
             </w:r>
           </w:p>
         </w:tc>
@@ -4641,7 +4641,7 @@
       </w:r>
       <w:r>
         <w:rPr/>
-        <w:t xml:space="preserve"> De los nueve riesgos, seis se materializaron total o parcialmente (R1, R2, R3, R6, R7 y R8). Todos tenían una respuesta planificada, y en todos esa respuesta alcanzó para cerrarlos o controlarlos antes de que afectaran una entrega. Al 28/09 hay cinco riesgos cerrados (R2, R3, R5, R6 y R8), tres en monitoreo hasta el 02/10 (R1, R7 y R9) y uno con la respuesta aplicada que espera la aprobación del docente (R4).</w:t>
+        <w:t xml:space="preserve"> De los nueve riesgos, seis se materializaron total o parcialmente (R1, R2, R3, R6, R7 y R8). Todos tenían una respuesta planificada, y en todos esa respuesta alcanzó para cerrarlos o controlarlos antes de que afectaran una entrega. Al 29/09 hay seis riesgos cerrados (R2, R3, R5, R6, R7 y R8), dos en monitoreo hasta el 02/10 (R1 y R9) y uno con la respuesta aplicada que espera la aprobación del docente (R4).</w:t>
       </w:r>
     </w:p>
     <w:p>
@@ -4658,7 +4658,7 @@
         <w:keepNext/>
       </w:pPr>
       <w:r>
-        <w:t>Declaro revisados los riesgos del Sprint 2 al 28/09. R4 se cierra con la aprobación de la solicitud de cambio y R7 con la prueba en un teléfono real, ambos antes de la entrega del 02/10.</w:t>
+        <w:t>Declaro revisados los riesgos del Sprint 2 al 28/09. R7 se cerró el 29/09 con la prueba en un teléfono real (Samsung Galaxy A16, Chrome). R4 se cierra con la aprobación de la solicitud de cambio, antes de la entrega del 02/10.</w:t>
       </w:r>
     </w:p>
     <w:p>
